--- a/thesis/CHPT2.docx
+++ b/thesis/CHPT2.docx
@@ -151,7 +151,7 @@
     </w:p>
     <w:p>
       <w:r>
-        <w:t>The use of frozen general-purpose encoders has advantages and limitations. It permits a reproducible study without end-to-end fashion-model training and allows the research contribution to focus on evidence traces and explanation. However, CLIP is not specialised for outfit compatibility, fit, or subtle garment attributes. The thesis therefore treats its multimodal retrieval pathway as a reproducible baseline rather than assuming that it is the strongest possible fashion representation.</w:t>
+        <w:t>The use of frozen general-purpose encoders has advantages and limitations. It permits a reproducible study without end-to-end fashion-model training and allows the research contribution to focus on evidence traces and explanation. However, CLIP is not specialised for outfit compatibility, fit, or subtle garment attributes. Recent work continues to develop attribute-augmented compatibility prediction [24] and fine-grained text-conditioned outfit generation and retrieval [25]. The present work does not seek to establish a new state-of-the-art outfit-compatibility architecture; it investigates the effect of explicit retrieved fashion evidence on recommendation decisions and faithful explanation. Its multimodal pathway is therefore treated as a reproducible baseline rather than the strongest possible fashion representation.</w:t>
       </w:r>
     </w:p>
     <w:p>
@@ -174,7 +174,7 @@
     </w:p>
     <w:p>
       <w:r>
-        <w:t>The system therefore draws a strict evidence boundary. Images enter the recommendation pathway but are never captioned or classified into explanation facts. Common context A contains the user request and the frozen item identities, categories, and catalogue text. Exact trace B contains the five expert rules and scoring information used by the evidence component. A future image-evidence block could contain separately validated visual attributes, but such a component would require its own benchmark and uncertainty controls.</w:t>
+        <w:t>The system therefore draws a strict evidence boundary. Images enter the recommendation pathway but are never captioned or classified into explanation facts. Common context A contains the user request and the frozen item identities, categories, and catalogue text. Exact trace B contains the complete retained set of source-grounded fashion rules and scoring information used by the evidence component. A future image-evidence block could contain separately validated visual attributes, but such a component would require its own benchmark and uncertainty controls.</w:t>
       </w:r>
     </w:p>
     <w:p>
@@ -233,7 +233,7 @@
     </w:p>
     <w:p>
       <w:r>
-        <w:t>The present work shares the goal of mechanism linkage but differs in architecture and question. It does not learn personalised logical rules over a user-item knowledge graph. It retrieves from a curated fashion-rule base, calculates a candidate evidence score from five weighted rule contributions, mixes that score with fused CLIP, and stores the exact contributing trace. It then experimentally tests what happens when a separate language generator can or cannot see that trace while recommendation identity remains locked.</w:t>
+        <w:t>The present work shares the goal of mechanism linkage but differs in architecture and question. It does not learn personalised logical rules over a user-item knowledge graph. It filters a curated, source-grounded fashion-rule base, calculates a candidate evidence score from up to five eligible contributions, mixes that score with fused CLIP, and stores the exact contributing trace. It then experimentally tests what happens when a separate language generator can or cannot see that trace while recommendation identity remains locked.</w:t>
       </w:r>
     </w:p>
     <w:p>
@@ -287,7 +287,7 @@
     </w:p>
     <w:p>
       <w:r>
-        <w:t>This thesis uses the term Rule-RAG for the explanation condition because rules are retrieved and displayed to the generator. Its stronger architectural property is that the displayed five-rule trace is identical to the trace used in the evidence score for the locked item. Even so, the language generator is prompted rather than token-constrained. It remains capable of adding unsupported content, and the empirical citation results confirm that rule identifiers are not always attached correctly.</w:t>
+        <w:t>This thesis uses the term Rule-RAG for the explanation condition because rules are retrieved and displayed to the generator. Its stronger architectural property is that the displayed retained trace is identical to the trace used in the evidence score for the locked item. Even so, the language generator is prompted rather than token-constrained. It remains capable of adding unsupported content, and the empirical citation results confirm that rule identifiers are not always attached correctly.</w:t>
       </w:r>
     </w:p>
     <w:p>
@@ -359,7 +359,7 @@
     </w:p>
     <w:p>
       <w:r>
-        <w:t>For a hybrid recommender, the object of explanation must be stated precisely. The CLIP component produces a latent compatibility score; the rule component produces an auditable score from five contributions. B is a complete record of the latter but not the former. “Decision-trace faithfulness” in this thesis therefore means faithfulness to the symbolic evidence trace used within the decision, not full causal explanation of the hybrid model.</w:t>
+        <w:t>For a hybrid recommender, the object of explanation must be stated precisely. The CLIP component produces a latent compatibility score; the rule component produces an auditable score from up to five eligible contributions. B is a complete record of the latter but not the former. “Decision-trace faithfulness” in this thesis therefore means faithfulness to the symbolic evidence trace used within the decision, not full causal explanation of the hybrid model.</w:t>
       </w:r>
     </w:p>
     <w:p>
@@ -428,7 +428,7 @@
     </w:p>
     <w:p>
       <w:r>
-        <w:t>In the corrective experiment, both conditions received the same at-most-75-word instruction. No-RAG averaged 52.84 words and Rule-RAG 60.55; the remaining gap arose mainly from generator compliance, including 243 legacy Rule-RAG cap violations and two No-RAG violations. The predeclared 30-pair sensitivity averaged 54.17 versus 54.37 words with a 0.33-word mean absolute paired gap. Length is therefore controlled more directly than in the first draft, although evidence/citation instructions still change rhetorical content and actual length.</w:t>
+        <w:t>Both final conditions received the same 45--75-word instruction. Across accepted outputs, No-RAG explanations averaged 62.10 words and Rule-RAG explanations averaged 64.83 words, a difference of 2.72 words. The shared contract reduces an obvious design asymmetry, but evidence and citation instructions can still affect rhetorical structure and realised length. The primary trace-support outcome is therefore complemented by trace-supported claims per 100 words.</w:t>
       </w:r>
     </w:p>
     <w:p>
@@ -1252,6 +1252,14 @@
       </w:tr>
     </w:tbl>
     <w:p>
+      <w:r>
+        <w:rPr>
+          <w:i/>
+        </w:rPr>
+        <w:t>Table 2.1. Representative research strands and the gap addressed by this thesis.</w:t>
+      </w:r>
+    </w:p>
+    <w:p>
       <w:pPr>
         <w:pStyle w:val="Heading3"/>
       </w:pPr>
@@ -1325,7 +1333,7 @@
     </w:p>
     <w:p>
       <w:r>
-        <w:t>Chapter 3 responds with a staged architecture and evaluation design. First, it constructs deterministic outfit-disjoint and exact-image-leakage-resolved splits from a pinned Polyvore release. Second, it establishes MiniLM, CLIP image, CLIP text, and fused CLIP ranking pathways under controlled same-category candidate pools. Third, it retrieves five rules for every query-candidate pair, calculates an evidence score, combines that score with fused CLIP, and preserves the exact scoring trace.</w:t>
+        <w:t>Chapter 3 responds with a staged architecture and evaluation design. First, it constructs deterministic outfit-disjoint and exact-image-leakage-resolved splits from a pinned Polyvore release. Second, it establishes MiniLM, CLIP image, CLIP text, and fused CLIP ranking pathways under controlled same-category candidate pools. Third, it filters and scores eligible rules for each query-candidate pair, retains up to five, calculates an evidence score, combines that score with fused CLIP, and preserves the exact scoring trace.</w:t>
       </w:r>
     </w:p>
     <w:p>
@@ -1403,7 +1411,7 @@
         <w:t>Proceedings of ECCV 2018</w:t>
       </w:r>
       <w:r>
-        <w:t>, pp. 390–405.</w:t>
+        <w:t>, pp. 390–405. https://www.ecva.net/papers/eccv_2018/papers_ECCV/html/Mariya_Vasileva_Learning_Type-Aware_Embeddings_ECCV_2018_paper.php.</w:t>
       </w:r>
     </w:p>
     <w:p>
@@ -1417,7 +1425,7 @@
         <w:t>Proceedings of CVPR 2019</w:t>
       </w:r>
       <w:r>
-        <w:t>, pp. 12617–12626.</w:t>
+        <w:t>, pp. 12617–12626. https://openaccess.thecvf.com/content_CVPR_2019/html/Cucurull_Context-Aware_Visual_Compatibility_Prediction_CVPR_2019_paper.html.</w:t>
       </w:r>
     </w:p>
     <w:p>
@@ -1431,7 +1439,7 @@
         <w:t>Proceedings of ICCV 2019</w:t>
       </w:r>
       <w:r>
-        <w:t>, pp. 10373–10382.</w:t>
+        <w:t>, pp. 10373–10382. https://doi.org/10.1109/ICCV.2019.01047.</w:t>
       </w:r>
     </w:p>
     <w:p>
@@ -1445,7 +1453,7 @@
         <w:t>Proceedings of CVPR 2019</w:t>
       </w:r>
       <w:r>
-        <w:t>, pp. 10532–10541.</w:t>
+        <w:t>, pp. 10532–10541. https://openaccess.thecvf.com/content_CVPR_2019/html/Kang_Complete_the_Look_Scene-Based_Complementary_Product_Recommendation_CVPR_2019_paper.html.</w:t>
       </w:r>
     </w:p>
     <w:p>
@@ -1473,7 +1481,7 @@
         <w:t>Proceedings of ICML 2021</w:t>
       </w:r>
       <w:r>
-        <w:t>, 139, pp. 8748–8763.</w:t>
+        <w:t>, 139, pp. 8748–8763. https://proceedings.mlr.press/v139/radford21a.html.</w:t>
       </w:r>
     </w:p>
     <w:p>
@@ -1501,7 +1509,7 @@
         <w:t>Advances in Neural Information Processing Systems</w:t>
       </w:r>
       <w:r>
-        <w:t>, 33, pp. 5776–5788.</w:t>
+        <w:t>, 33, pp. 5776–5788. https://proceedings.neurips.cc/paper/2020/hash/3f5ee243547dee91fbd053c1c4a845aa-Abstract.html.</w:t>
       </w:r>
     </w:p>
     <w:p>
@@ -1585,7 +1593,7 @@
         <w:t>Advances in Neural Information Processing Systems</w:t>
       </w:r>
       <w:r>
-        <w:t>, 33, pp. 9459–9474.</w:t>
+        <w:t>, 33, pp. 9459–9474. https://proceedings.neurips.cc/paper/2020/hash/6b493230205f780e1bc26945df7481e5-Abstract.html.</w:t>
       </w:r>
     </w:p>
     <w:p>
@@ -1684,6 +1692,34 @@
       </w:r>
       <w:r>
         <w:t>, 12, Article 18958. https://doi.org/10.1038/s41598-022-23052-9.</w:t>
+      </w:r>
+    </w:p>
+    <w:p>
+      <w:r>
+        <w:t xml:space="preserve">[24] Li, Y., Yu, S., Chen, Y., Jiang, Y. and Yuan, K. (2024) ‘Explainable fashion compatibility prediction: An attribute-augmented neural framework’, </w:t>
+      </w:r>
+      <w:r>
+        <w:rPr>
+          <w:i/>
+        </w:rPr>
+        <w:t>Electronic Commerce Research and Applications</w:t>
+      </w:r>
+      <w:r>
+        <w:t>, 68, Article 101451. https://doi.org/10.1016/j.elerap.2024.101451.</w:t>
+      </w:r>
+    </w:p>
+    <w:p>
+      <w:r>
+        <w:t xml:space="preserve">[25] Zhai, W. et al. (2025) ‘Text2Outfit: Generating complete outfits from textual descriptions’, </w:t>
+      </w:r>
+      <w:r>
+        <w:rPr>
+          <w:i/>
+        </w:rPr>
+        <w:t>Proceedings of ICCV 2025</w:t>
+      </w:r>
+      <w:r>
+        <w:t>, pp. 16165–16174. https://doi.org/10.1109/ICCV51701.2025.01500.</w:t>
       </w:r>
     </w:p>
     <w:sectPr>
